--- a/bm/KD/ISO.BM-KD-02-02 Hợp đồng kinh tế.docx
+++ b/bm/KD/ISO.BM-KD-02-02 Hợp đồng kinh tế.docx
@@ -166,7 +166,7 @@
     </w:tbl>
     <w:p>
       <w:pPr>
-        <w:spacing w:after="120" w:before="200"/>
+        <w:spacing w:after="120" w:before="200" w:line="360" w:lineRule="auto"/>
         <w:jc w:val="center"/>
       </w:pPr>
       <w:r>
@@ -184,7 +184,7 @@
     </w:p>
     <w:p>
       <w:pPr>
-        <w:spacing w:after="60" w:before="60"/>
+        <w:spacing w:after="120" w:before="60" w:line="360" w:lineRule="auto"/>
         <w:jc w:val="left"/>
       </w:pPr>
       <w:r>
@@ -209,7 +209,7 @@
           <w:sz w:val="22"/>
           <w:szCs w:val="22"/>
         </w:rPr>
-        <w:t xml:space="preserve">______________________________    </w:t>
+        <w:t xml:space="preserve">..............................    </w:t>
       </w:r>
       <w:r>
         <w:rPr>
@@ -233,12 +233,12 @@
           <w:sz w:val="22"/>
           <w:szCs w:val="22"/>
         </w:rPr>
-        <w:t xml:space="preserve">______________________________</w:t>
-      </w:r>
-    </w:p>
-    <w:p>
-      <w:pPr>
-        <w:spacing w:after="60" w:before="60"/>
+        <w:t>..............................</w:t>
+      </w:r>
+    </w:p>
+    <w:p>
+      <w:pPr>
+        <w:spacing w:after="120" w:before="60" w:line="360" w:lineRule="auto"/>
         <w:jc w:val="left"/>
       </w:pPr>
       <w:r>
@@ -263,12 +263,12 @@
           <w:sz w:val="22"/>
           <w:szCs w:val="22"/>
         </w:rPr>
-        <w:t xml:space="preserve">____________________________________________________________</w:t>
-      </w:r>
-    </w:p>
-    <w:p>
-      <w:pPr>
-        <w:spacing w:after="60" w:before="60"/>
+        <w:t>............................................................</w:t>
+      </w:r>
+    </w:p>
+    <w:p>
+      <w:pPr>
+        <w:spacing w:after="120" w:before="60" w:line="360" w:lineRule="auto"/>
         <w:jc w:val="left"/>
       </w:pPr>
       <w:r>
@@ -286,7 +286,7 @@
     </w:p>
     <w:p>
       <w:pPr>
-        <w:spacing w:after="60" w:before="60"/>
+        <w:spacing w:after="120" w:before="60" w:line="360" w:lineRule="auto"/>
         <w:jc w:val="left"/>
       </w:pPr>
       <w:r>
@@ -311,12 +311,12 @@
           <w:sz w:val="22"/>
           <w:szCs w:val="22"/>
         </w:rPr>
-        <w:t xml:space="preserve">____________________________________________________________</w:t>
-      </w:r>
-    </w:p>
-    <w:p>
-      <w:pPr>
-        <w:spacing w:after="60" w:before="60"/>
+        <w:t>............................................................</w:t>
+      </w:r>
+    </w:p>
+    <w:p>
+      <w:pPr>
+        <w:spacing w:after="120" w:before="60" w:line="360" w:lineRule="auto"/>
         <w:jc w:val="left"/>
       </w:pPr>
       <w:r>
@@ -341,12 +341,12 @@
           <w:sz w:val="22"/>
           <w:szCs w:val="22"/>
         </w:rPr>
-        <w:t xml:space="preserve">____________________________________________________________</w:t>
-      </w:r>
-    </w:p>
-    <w:p>
-      <w:pPr>
-        <w:spacing w:after="60" w:before="60"/>
+        <w:t>............................................................</w:t>
+      </w:r>
+    </w:p>
+    <w:p>
+      <w:pPr>
+        <w:spacing w:after="120" w:before="60" w:line="360" w:lineRule="auto"/>
         <w:jc w:val="left"/>
       </w:pPr>
       <w:r>
@@ -371,7 +371,7 @@
           <w:sz w:val="22"/>
           <w:szCs w:val="22"/>
         </w:rPr>
-        <w:t xml:space="preserve">______________________________    </w:t>
+        <w:t xml:space="preserve">..............................    </w:t>
       </w:r>
       <w:r>
         <w:rPr>
@@ -395,12 +395,12 @@
           <w:sz w:val="22"/>
           <w:szCs w:val="22"/>
         </w:rPr>
-        <w:t xml:space="preserve">______________________________</w:t>
-      </w:r>
-    </w:p>
-    <w:p>
-      <w:pPr>
-        <w:spacing w:after="60" w:before="60"/>
+        <w:t>..............................</w:t>
+      </w:r>
+    </w:p>
+    <w:p>
+      <w:pPr>
+        <w:spacing w:after="120" w:before="60" w:line="360" w:lineRule="auto"/>
         <w:jc w:val="left"/>
       </w:pPr>
       <w:r>
@@ -425,12 +425,12 @@
           <w:sz w:val="22"/>
           <w:szCs w:val="22"/>
         </w:rPr>
-        <w:t xml:space="preserve">____________________________________________________________</w:t>
-      </w:r>
-    </w:p>
-    <w:p>
-      <w:pPr>
-        <w:spacing w:after="60" w:before="60"/>
+        <w:t>............................................................</w:t>
+      </w:r>
+    </w:p>
+    <w:p>
+      <w:pPr>
+        <w:spacing w:after="120" w:before="60" w:line="360" w:lineRule="auto"/>
         <w:jc w:val="left"/>
       </w:pPr>
       <w:r>
@@ -455,12 +455,12 @@
           <w:sz w:val="22"/>
           <w:szCs w:val="22"/>
         </w:rPr>
-        <w:t xml:space="preserve">____________________________________________________________</w:t>
-      </w:r>
-    </w:p>
-    <w:p>
-      <w:pPr>
-        <w:spacing w:after="60" w:before="60"/>
+        <w:t>............................................................</w:t>
+      </w:r>
+    </w:p>
+    <w:p>
+      <w:pPr>
+        <w:spacing w:after="120" w:before="60" w:line="360" w:lineRule="auto"/>
         <w:jc w:val="left"/>
       </w:pPr>
       <w:r>
@@ -485,12 +485,12 @@
           <w:sz w:val="22"/>
           <w:szCs w:val="22"/>
         </w:rPr>
-        <w:t xml:space="preserve">____________________________________________________________</w:t>
-      </w:r>
-    </w:p>
-    <w:p>
-      <w:pPr>
-        <w:spacing w:after="60" w:before="60"/>
+        <w:t>............................................................</w:t>
+      </w:r>
+    </w:p>
+    <w:p>
+      <w:pPr>
+        <w:spacing w:after="120" w:before="60" w:line="360" w:lineRule="auto"/>
         <w:jc w:val="left"/>
       </w:pPr>
       <w:r>
@@ -508,7 +508,7 @@
     </w:p>
     <w:p>
       <w:pPr>
-        <w:spacing w:after="60" w:before="60"/>
+        <w:spacing w:after="120" w:before="60" w:line="360" w:lineRule="auto"/>
         <w:jc w:val="left"/>
       </w:pPr>
       <w:r>
@@ -533,12 +533,12 @@
           <w:sz w:val="22"/>
           <w:szCs w:val="22"/>
         </w:rPr>
-        <w:t xml:space="preserve">____________________________________________________________</w:t>
-      </w:r>
-    </w:p>
-    <w:p>
-      <w:pPr>
-        <w:spacing w:after="60" w:before="60"/>
+        <w:t>............................................................</w:t>
+      </w:r>
+    </w:p>
+    <w:p>
+      <w:pPr>
+        <w:spacing w:after="120" w:before="60" w:line="360" w:lineRule="auto"/>
         <w:jc w:val="left"/>
       </w:pPr>
       <w:r>
@@ -563,12 +563,12 @@
           <w:sz w:val="22"/>
           <w:szCs w:val="22"/>
         </w:rPr>
-        <w:t xml:space="preserve">____________________________________________________________</w:t>
-      </w:r>
-    </w:p>
-    <w:p>
-      <w:pPr>
-        <w:spacing w:after="60" w:before="60"/>
+        <w:t>............................................................</w:t>
+      </w:r>
+    </w:p>
+    <w:p>
+      <w:pPr>
+        <w:spacing w:after="120" w:before="60" w:line="360" w:lineRule="auto"/>
         <w:jc w:val="left"/>
       </w:pPr>
       <w:r>
@@ -593,7 +593,7 @@
           <w:sz w:val="22"/>
           <w:szCs w:val="22"/>
         </w:rPr>
-        <w:t xml:space="preserve">______________________________    </w:t>
+        <w:t xml:space="preserve">..............................    </w:t>
       </w:r>
       <w:r>
         <w:rPr>
@@ -617,12 +617,12 @@
           <w:sz w:val="22"/>
           <w:szCs w:val="22"/>
         </w:rPr>
-        <w:t xml:space="preserve">______________________________</w:t>
-      </w:r>
-    </w:p>
-    <w:p>
-      <w:pPr>
-        <w:spacing w:after="60" w:before="60"/>
+        <w:t>..............................</w:t>
+      </w:r>
+    </w:p>
+    <w:p>
+      <w:pPr>
+        <w:spacing w:after="120" w:before="60" w:line="360" w:lineRule="auto"/>
         <w:jc w:val="left"/>
       </w:pPr>
       <w:r>
@@ -647,12 +647,12 @@
           <w:sz w:val="22"/>
           <w:szCs w:val="22"/>
         </w:rPr>
-        <w:t xml:space="preserve">____________________________________________________________</w:t>
-      </w:r>
-    </w:p>
-    <w:p>
-      <w:pPr>
-        <w:spacing w:after="60" w:before="60"/>
+        <w:t>............................................................</w:t>
+      </w:r>
+    </w:p>
+    <w:p>
+      <w:pPr>
+        <w:spacing w:after="120" w:before="60" w:line="360" w:lineRule="auto"/>
         <w:jc w:val="left"/>
       </w:pPr>
       <w:r>
@@ -677,12 +677,12 @@
           <w:sz w:val="22"/>
           <w:szCs w:val="22"/>
         </w:rPr>
-        <w:t xml:space="preserve">____________________________________________________________</w:t>
-      </w:r>
-    </w:p>
-    <w:p>
-      <w:pPr>
-        <w:spacing w:after="60" w:before="60"/>
+        <w:t>............................................................</w:t>
+      </w:r>
+    </w:p>
+    <w:p>
+      <w:pPr>
+        <w:spacing w:after="120" w:before="60" w:line="360" w:lineRule="auto"/>
         <w:jc w:val="left"/>
       </w:pPr>
       <w:r>
@@ -707,12 +707,12 @@
           <w:sz w:val="22"/>
           <w:szCs w:val="22"/>
         </w:rPr>
-        <w:t xml:space="preserve">____________________________________________________________</w:t>
-      </w:r>
-    </w:p>
-    <w:p>
-      <w:pPr>
-        <w:spacing w:after="60" w:before="60"/>
+        <w:t>............................................................</w:t>
+      </w:r>
+    </w:p>
+    <w:p>
+      <w:pPr>
+        <w:spacing w:after="120" w:before="60" w:line="360" w:lineRule="auto"/>
         <w:jc w:val="left"/>
       </w:pPr>
       <w:r>
@@ -2328,7 +2328,7 @@
     </w:tbl>
     <w:p>
       <w:pPr>
-        <w:spacing w:after="60" w:before="60"/>
+        <w:spacing w:after="120" w:before="60" w:line="360" w:lineRule="auto"/>
         <w:jc w:val="left"/>
       </w:pPr>
       <w:r>
@@ -2346,7 +2346,7 @@
     </w:p>
     <w:p>
       <w:pPr>
-        <w:spacing w:after="60" w:before="60"/>
+        <w:spacing w:after="120" w:before="60" w:line="360" w:lineRule="auto"/>
         <w:jc w:val="left"/>
       </w:pPr>
       <w:r>
@@ -2371,12 +2371,12 @@
           <w:sz w:val="22"/>
           <w:szCs w:val="22"/>
         </w:rPr>
-        <w:t xml:space="preserve">____________________________________________________________</w:t>
-      </w:r>
-    </w:p>
-    <w:p>
-      <w:pPr>
-        <w:spacing w:after="60" w:before="60"/>
+        <w:t>............................................................</w:t>
+      </w:r>
+    </w:p>
+    <w:p>
+      <w:pPr>
+        <w:spacing w:after="120" w:before="60" w:line="360" w:lineRule="auto"/>
         <w:jc w:val="left"/>
       </w:pPr>
       <w:r>
@@ -2401,12 +2401,12 @@
           <w:sz w:val="22"/>
           <w:szCs w:val="22"/>
         </w:rPr>
-        <w:t xml:space="preserve">____________________________________________________________</w:t>
-      </w:r>
-    </w:p>
-    <w:p>
-      <w:pPr>
-        <w:spacing w:after="60" w:before="60"/>
+        <w:t>............................................................</w:t>
+      </w:r>
+    </w:p>
+    <w:p>
+      <w:pPr>
+        <w:spacing w:after="120" w:before="60" w:line="360" w:lineRule="auto"/>
         <w:jc w:val="left"/>
       </w:pPr>
       <w:r>
@@ -2424,7 +2424,7 @@
     </w:p>
     <w:p>
       <w:pPr>
-        <w:spacing w:after="60" w:before="60"/>
+        <w:spacing w:after="120" w:before="60" w:line="360" w:lineRule="auto"/>
         <w:jc w:val="left"/>
       </w:pPr>
       <w:r>
@@ -2449,12 +2449,12 @@
           <w:sz w:val="22"/>
           <w:szCs w:val="22"/>
         </w:rPr>
-        <w:t xml:space="preserve">____________________________________________________________</w:t>
-      </w:r>
-    </w:p>
-    <w:p>
-      <w:pPr>
-        <w:spacing w:after="60" w:before="60"/>
+        <w:t>............................................................</w:t>
+      </w:r>
+    </w:p>
+    <w:p>
+      <w:pPr>
+        <w:spacing w:after="120" w:before="60" w:line="360" w:lineRule="auto"/>
         <w:jc w:val="left"/>
       </w:pPr>
       <w:r>
@@ -2479,12 +2479,12 @@
           <w:sz w:val="22"/>
           <w:szCs w:val="22"/>
         </w:rPr>
-        <w:t xml:space="preserve">____________________________________________________________</w:t>
-      </w:r>
-    </w:p>
-    <w:p>
-      <w:pPr>
-        <w:spacing w:after="60" w:before="60"/>
+        <w:t>............................................................</w:t>
+      </w:r>
+    </w:p>
+    <w:p>
+      <w:pPr>
+        <w:spacing w:after="120" w:before="60" w:line="360" w:lineRule="auto"/>
         <w:jc w:val="left"/>
       </w:pPr>
       <w:r>
@@ -2502,7 +2502,7 @@
     </w:p>
     <w:p>
       <w:pPr>
-        <w:spacing w:after="60" w:before="60"/>
+        <w:spacing w:after="120" w:before="60" w:line="360" w:lineRule="auto"/>
         <w:jc w:val="left"/>
       </w:pPr>
       <w:r>
@@ -2527,12 +2527,12 @@
           <w:sz w:val="22"/>
           <w:szCs w:val="22"/>
         </w:rPr>
-        <w:t xml:space="preserve">____________________________________________________________</w:t>
-      </w:r>
-    </w:p>
-    <w:p>
-      <w:pPr>
-        <w:spacing w:after="60" w:before="60"/>
+        <w:t>............................................................</w:t>
+      </w:r>
+    </w:p>
+    <w:p>
+      <w:pPr>
+        <w:spacing w:after="120" w:before="60" w:line="360" w:lineRule="auto"/>
         <w:jc w:val="left"/>
       </w:pPr>
       <w:r>
@@ -2550,7 +2550,7 @@
     </w:p>
     <w:p>
       <w:pPr>
-        <w:spacing w:after="60" w:before="60"/>
+        <w:spacing w:after="120" w:before="60" w:line="360" w:lineRule="auto"/>
         <w:jc w:val="left"/>
       </w:pPr>
       <w:r>
@@ -2568,7 +2568,7 @@
     </w:p>
     <w:p>
       <w:pPr>
-        <w:spacing w:after="60" w:before="60"/>
+        <w:spacing w:after="120" w:before="60" w:line="360" w:lineRule="auto"/>
         <w:jc w:val="left"/>
       </w:pPr>
       <w:r>
@@ -2586,7 +2586,7 @@
     </w:p>
     <w:p>
       <w:pPr>
-        <w:spacing w:after="60" w:before="60"/>
+        <w:spacing w:after="120" w:before="60" w:line="360" w:lineRule="auto"/>
         <w:jc w:val="left"/>
       </w:pPr>
       <w:r>
@@ -2604,7 +2604,7 @@
     </w:p>
     <w:p>
       <w:pPr>
-        <w:spacing w:after="60" w:before="60"/>
+        <w:spacing w:after="120" w:before="60" w:line="360" w:lineRule="auto"/>
         <w:jc w:val="left"/>
       </w:pPr>
       <w:r>
@@ -2943,7 +2943,7 @@
     </w:tbl>
     <w:p>
       <w:pPr>
-        <w:spacing w:after="60" w:before="60"/>
+        <w:spacing w:after="120" w:before="60" w:line="360" w:lineRule="auto"/>
         <w:jc w:val="left"/>
       </w:pPr>
       <w:r>
